--- a/03_Outputs/final scripts/zh/Module 5/5.0.0-zh.docx
+++ b/03_Outputs/final scripts/zh/Module 5/5.0.0-zh.docx
@@ -19,7 +19,7 @@
     </w:p>
     <w:p>
       <w:r>
-        <w:t>良好的治理不仅限于监管，还利用市场和伙伴关系。设计良好的经济工具可以调动私人资本和创新能力，而合同安排则以可行的方式分配风险和责任，使项目具有融资能力且成果可衡量。包容性和透明度始终是贯穿始终的原则，确保妇女、青年、原住民和弱势群体积极参与塑造能源未来。</w:t>
+        <w:t>良好的治理不仅限于监管，还利用市场和伙伴关系。设计良好的经济工具可以动员私人资本和创新，而合同安排则以可行的方式分配风险和责任，使项目具有融资能力且成果可衡量。包容性和透明度始终是贯穿其中的原则，确保妇女、青年、原住民和弱势群体积极参与塑造能源未来。</w:t>
       </w:r>
     </w:p>
     <w:p>
